--- a/4to Año/ASOI/TPN°8.docx
+++ b/4to Año/ASOI/TPN°8.docx
@@ -12314,9 +12314,9 @@
         </w:rPr>
         <w:lastRenderedPageBreak/>
         <w:drawing>
-          <wp:inline distT="0" distB="0" distL="0" distR="0" wp14:anchorId="569DDF7E" wp14:editId="157C2748">
-            <wp:extent cx="5598645" cy="5390515"/>
-            <wp:effectExtent l="0" t="0" r="2540" b="635"/>
+          <wp:inline distT="0" distB="0" distL="0" distR="0" wp14:anchorId="569DDF7E" wp14:editId="5825C205">
+            <wp:extent cx="5460806" cy="5257800"/>
+            <wp:effectExtent l="0" t="0" r="6985" b="0"/>
             <wp:docPr id="41" name="Imagen 41"/>
             <wp:cNvGraphicFramePr>
               <a:graphicFrameLocks xmlns:a="http://schemas.openxmlformats.org/drawingml/2006/main" noChangeAspect="1"/>
@@ -12337,7 +12337,7 @@
                   <pic:spPr>
                     <a:xfrm>
                       <a:off x="0" y="0"/>
-                      <a:ext cx="5602061" cy="5393804"/>
+                      <a:ext cx="5468380" cy="5265092"/>
                     </a:xfrm>
                     <a:prstGeom prst="rect">
                       <a:avLst/>
@@ -13757,9 +13757,9 @@
           <w:lang w:val="es-AR"/>
         </w:rPr>
         <w:drawing>
-          <wp:inline distT="0" distB="0" distL="0" distR="0" wp14:anchorId="206CFE00" wp14:editId="0B78EB06">
-            <wp:extent cx="6303010" cy="873760"/>
-            <wp:effectExtent l="0" t="0" r="2540" b="2540"/>
+          <wp:inline distT="0" distB="0" distL="0" distR="0" wp14:anchorId="206CFE00" wp14:editId="634676C0">
+            <wp:extent cx="5903236" cy="818341"/>
+            <wp:effectExtent l="0" t="0" r="2540" b="1270"/>
             <wp:docPr id="45" name="Imagen 45"/>
             <wp:cNvGraphicFramePr>
               <a:graphicFrameLocks xmlns:a="http://schemas.openxmlformats.org/drawingml/2006/main" noChangeAspect="1"/>
@@ -13780,7 +13780,7 @@
                   <pic:spPr>
                     <a:xfrm>
                       <a:off x="0" y="0"/>
-                      <a:ext cx="6303010" cy="873760"/>
+                      <a:ext cx="5958553" cy="826009"/>
                     </a:xfrm>
                     <a:prstGeom prst="rect">
                       <a:avLst/>
